--- a/backend/templates/26_90_Day_Implementation_Roadmap.docx
+++ b/backend/templates/26_90_Day_Implementation_Roadmap.docx
@@ -217,153 +217,6 @@
           <w:docGrid w:linePitch="360"/>
         </w:sectPr>
       </w:pPr>
-    </w:p>
-    <w:p>
-      <w:pPr>
-        <w:pStyle w:val="Heading1"/>
-      </w:pPr>
-      <w:r>
-        <w:lastRenderedPageBreak/>
-        <w:t>1. Executive Overview</w:t>
-      </w:r>
-    </w:p>
-    <w:p>
-      <w:pPr>
-        <w:spacing w:before="120" w:after="120"/>
-      </w:pPr>
-      <w:r>
-        <w:t>[SECTION 1: EXECUTIVE OVERVIEW - 2 paragraphs: total recoverable margin, net recoverable after investment, percentage of revenue, three-phase structure with dollar amounts per phase, monthly cost of inaction.]</w:t>
-      </w:r>
-    </w:p>
-    <w:p>
-      <w:pPr>
-        <w:pStyle w:val="Heading1"/>
-      </w:pPr>
-      <w:r>
-        <w:t>2. Priority Matrix</w:t>
-      </w:r>
-    </w:p>
-    <w:p>
-      <w:pPr>
-        <w:spacing w:before="120" w:after="120"/>
-      </w:pPr>
-      <w:r>
-        <w:t>[SECTION 2: PRIORITY MATRIX - Scoring table for all recommendations across 5 dimensions (Impact, Complexity, Time to Value, Resources, Risk) on 1-5 scale. Columns: ID, Recommendation, Moderate $, Imp, Cpx, Time, Res, Risk, Total, Tier. Include scoring legend. Tiers: Quick Win (18+), Efficiency Gain (15-17), Strategic Investment (12-14), Defer (under 12).]</w:t>
-      </w:r>
-    </w:p>
-    <w:p>
-      <w:pPr>
-        <w:pStyle w:val="Heading1"/>
-      </w:pPr>
-      <w:r>
-        <w:t>3. 90-Day Action Plan</w:t>
-      </w:r>
-    </w:p>
-    <w:p>
-      <w:pPr>
-        <w:spacing w:before="120" w:after="120"/>
-      </w:pPr>
-      <w:r>
-        <w:t>[SECTION 3: 90-DAY ACTION PLAN - Detailed week-by-week table organized in 3 phases: Phase 1 Quick Wins (Weeks 1-4), Phase 2 Efficiency Gains (Weeks 5-8), Phase 3 Strategic Investments (Weeks 9-12). Columns: Week, Action, Owner, Milestone, RAG status. Each action references its leak ID.]</w:t>
-      </w:r>
-    </w:p>
-    <w:p>
-      <w:pPr>
-        <w:pStyle w:val="Heading1"/>
-      </w:pPr>
-      <w:r>
-        <w:t>4. Resource Requirements</w:t>
-      </w:r>
-    </w:p>
-    <w:p>
-      <w:pPr>
-        <w:spacing w:before="120" w:after="120"/>
-      </w:pPr>
-      <w:r>
-        <w:t>[SECTION 4: RESOURCE REQUIREMENTS - Table of all required resources: Role/Resource, Primary Responsibilities, Est. Hours, Est. Cost. Include internal staff, external consultants, and new hires. Summary row with total Year 1 investment and net recoverable.]</w:t>
-      </w:r>
-    </w:p>
-    <w:p>
-      <w:pPr>
-        <w:pStyle w:val="Heading1"/>
-      </w:pPr>
-      <w:r>
-        <w:t>5. Expected Financial Outcomes by Quarter</w:t>
-      </w:r>
-    </w:p>
-    <w:p>
-      <w:pPr>
-        <w:spacing w:before="120" w:after="120"/>
-      </w:pPr>
-      <w:r>
-        <w:t>[SECTION 5: EXPECTED FINANCIAL OUTCOMES BY QUARTER - Quarterly ramp table showing cumulative annualized run-rate by category (Quick Wins, Efficiency Gains, Strategic Investments, Investment offset, Net Run-Rate) for Q1-Q4. Include Year 1 financial impact summary callout box.]</w:t>
-      </w:r>
-    </w:p>
-    <w:p>
-      <w:pPr>
-        <w:pStyle w:val="Heading1"/>
-      </w:pPr>
-      <w:r>
-        <w:t>6. Risk Factors and Mitigation</w:t>
-      </w:r>
-    </w:p>
-    <w:p>
-      <w:pPr>
-        <w:spacing w:before="120" w:after="120"/>
-      </w:pPr>
-      <w:r>
-        <w:t>[SECTION 6: RISK FACTORS AND MITIGATION - Table of execution risks: Risk Factor, Impact if Unmitigated, Mitigation Strategy, Severity (RAG), Affected Leaks. Cover partner bottleneck, data gaps, comp backlash, pipeline conversion, market premium, and hiring timeline risks.]</w:t>
-      </w:r>
-    </w:p>
-    <w:p>
-      <w:pPr>
-        <w:pStyle w:val="Heading1"/>
-      </w:pPr>
-      <w:r>
-        <w:t>7. Success Metrics</w:t>
-      </w:r>
-    </w:p>
-    <w:p>
-      <w:pPr>
-        <w:spacing w:before="120" w:after="120"/>
-      </w:pPr>
-      <w:r>
-        <w:lastRenderedPageBreak/>
-        <w:t>[SECTION 7: SUCCESS METRICS - Table of measurable KPIs: Metric, Target, Measurement Method, Review Cadence, Linked Leak ID. Include recommendation for monthly steering committee and 90-day formal checkpoint.]</w:t>
-      </w:r>
-    </w:p>
-    <w:p>
-      <w:pPr>
-        <w:pStyle w:val="Heading1"/>
-        <w:spacing w:before="400"/>
-      </w:pPr>
-      <w:r>
-        <w:t>8. Next Steps</w:t>
-      </w:r>
-    </w:p>
-    <w:p>
-      <w:pPr>
-        <w:spacing w:before="120" w:after="120"/>
-      </w:pPr>
-      <w:r>
-        <w:t>[SECTION 8: NEXT STEPS - Immediate execution plan for first 14 days with numbered daily actions and dollar impact. Phase 2 retainer pitch ($5,000/$10,000 per month). Partner contact info.]</w:t>
-      </w:r>
-    </w:p>
-    <w:p>
-      <w:pPr>
-        <w:pStyle w:val="Heading1"/>
-      </w:pPr>
-      <w:r>
-        <w:t>Endnotes — Citation Index</w:t>
-      </w:r>
-    </w:p>
-    <w:p>
-      <w:pPr>
-        <w:spacing w:before="120" w:after="120"/>
-      </w:pPr>
-      <w:r>
-        <w:t>[ENDNOTES: Full citation index with numbered entries. Each follows BaxterLabs Citation Provenance Standard: [Confidence Level: Source, location].]</w:t>
-      </w:r>
     </w:p>
     <w:sectPr>
       <w:headerReference w:type="default" r:id="rId8"/>

--- a/backend/templates/26_90_Day_Implementation_Roadmap.docx
+++ b/backend/templates/26_90_Day_Implementation_Roadmap.docx
@@ -1008,6 +1008,9 @@
   <w:style w:type="paragraph" w:default="1" w:styleId="Normal">
     <w:name w:val="Normal"/>
     <w:qFormat/>
+    <w:pPr>
+      <w:spacing w:after="200"/>
+    </w:pPr>
   </w:style>
   <w:style w:type="paragraph" w:styleId="Heading1">
     <w:name w:val="heading 1"/>

--- a/backend/templates/26_90_Day_Implementation_Roadmap.docx
+++ b/backend/templates/26_90_Day_Implementation_Roadmap.docx
@@ -186,7 +186,7 @@
           <w:sz w:val="18"/>
           <w:szCs w:val="18"/>
         </w:rPr>
-        <w:t>George DeVries &amp; Alfonso Cordon  |  BaxterLabs Advisory</w:t>
+        <w:t>[LEAD_PARTNER_NAME] &amp; [SECOND_PARTNER_NAME]  |  BaxterLabs Advisory</w:t>
       </w:r>
     </w:p>
     <w:p>

--- a/backend/templates/26_90_Day_Implementation_Roadmap.docx
+++ b/backend/templates/26_90_Day_Implementation_Roadmap.docx
@@ -124,7 +124,7 @@
           <w:sz w:val="24"/>
           <w:szCs w:val="24"/>
         </w:rPr>
-        <w:t>14-Day Profit Leak &amp; Operational Efficiency Diagnostic</w:t>
+        <w:t>Profit Leak &amp; Operational Efficiency Diagnostic</w:t>
       </w:r>
     </w:p>
     <w:p>
